--- a/test-files/issue-165-cellspacing-scale.docx
+++ b/test-files/issue-165-cellspacing-scale.docx
@@ -9,7 +9,7 @@
     </w:p>
     <w:p>
       <w:r>
-        <w:t xml:space="preserve">S=0</w:t>
+        <w:t xml:space="preserve">Table 1 — no spacing</w:t>
       </w:r>
     </w:p>
     <w:tbl>
@@ -43,39 +43,39 @@
           </w:tcPr>
           <w:p>
             <w:r>
-              <w:t xml:space="preserve">S=0 C1</w:t>
-            </w:r>
-          </w:p>
-        </w:tc>
-        <w:tc>
-          <w:tcPr>
-            <w:tcW w:w="2400" w:type="dxa"/>
-            <w:tcBorders>
-              <w:top w:val="single" w:sz="8" w:space="0" w:color="000000"/>
-              <w:left w:val="single" w:sz="8" w:space="0" w:color="000000"/>
-              <w:bottom w:val="single" w:sz="8" w:space="0" w:color="000000"/>
-              <w:right w:val="single" w:sz="8" w:space="0" w:color="000000"/>
-            </w:tcBorders>
-          </w:tcPr>
-          <w:p>
-            <w:r>
-              <w:t xml:space="preserve">S=0 C2</w:t>
-            </w:r>
-          </w:p>
-        </w:tc>
-        <w:tc>
-          <w:tcPr>
-            <w:tcW w:w="2400" w:type="dxa"/>
-            <w:tcBorders>
-              <w:top w:val="single" w:sz="8" w:space="0" w:color="000000"/>
-              <w:left w:val="single" w:sz="8" w:space="0" w:color="000000"/>
-              <w:bottom w:val="single" w:sz="8" w:space="0" w:color="000000"/>
-              <w:right w:val="single" w:sz="8" w:space="0" w:color="000000"/>
-            </w:tcBorders>
-          </w:tcPr>
-          <w:p>
-            <w:r>
-              <w:t xml:space="preserve">S=0 C3</w:t>
+              <w:t xml:space="preserve">T1C1</w:t>
+            </w:r>
+          </w:p>
+        </w:tc>
+        <w:tc>
+          <w:tcPr>
+            <w:tcW w:w="2400" w:type="dxa"/>
+            <w:tcBorders>
+              <w:top w:val="single" w:sz="8" w:space="0" w:color="000000"/>
+              <w:left w:val="single" w:sz="8" w:space="0" w:color="000000"/>
+              <w:bottom w:val="single" w:sz="8" w:space="0" w:color="000000"/>
+              <w:right w:val="single" w:sz="8" w:space="0" w:color="000000"/>
+            </w:tcBorders>
+          </w:tcPr>
+          <w:p>
+            <w:r>
+              <w:t xml:space="preserve">T1C2</w:t>
+            </w:r>
+          </w:p>
+        </w:tc>
+        <w:tc>
+          <w:tcPr>
+            <w:tcW w:w="2400" w:type="dxa"/>
+            <w:tcBorders>
+              <w:top w:val="single" w:sz="8" w:space="0" w:color="000000"/>
+              <w:left w:val="single" w:sz="8" w:space="0" w:color="000000"/>
+              <w:bottom w:val="single" w:sz="8" w:space="0" w:color="000000"/>
+              <w:right w:val="single" w:sz="8" w:space="0" w:color="000000"/>
+            </w:tcBorders>
+          </w:tcPr>
+          <w:p>
+            <w:r>
+              <w:t xml:space="preserve">T1C3</w:t>
             </w:r>
           </w:p>
         </w:tc>
@@ -84,7 +84,7 @@
     <w:p/>
     <w:p>
       <w:r>
-        <w:t xml:space="preserve">S=200</w:t>
+        <w:t xml:space="preserve">Table 2 — tblCellSpacing 200</w:t>
       </w:r>
     </w:p>
     <w:tbl>
@@ -119,39 +119,39 @@
           </w:tcPr>
           <w:p>
             <w:r>
-              <w:t xml:space="preserve">S=200 C1</w:t>
-            </w:r>
-          </w:p>
-        </w:tc>
-        <w:tc>
-          <w:tcPr>
-            <w:tcW w:w="2400" w:type="dxa"/>
-            <w:tcBorders>
-              <w:top w:val="single" w:sz="8" w:space="0" w:color="000000"/>
-              <w:left w:val="single" w:sz="8" w:space="0" w:color="000000"/>
-              <w:bottom w:val="single" w:sz="8" w:space="0" w:color="000000"/>
-              <w:right w:val="single" w:sz="8" w:space="0" w:color="000000"/>
-            </w:tcBorders>
-          </w:tcPr>
-          <w:p>
-            <w:r>
-              <w:t xml:space="preserve">S=200 C2</w:t>
-            </w:r>
-          </w:p>
-        </w:tc>
-        <w:tc>
-          <w:tcPr>
-            <w:tcW w:w="2400" w:type="dxa"/>
-            <w:tcBorders>
-              <w:top w:val="single" w:sz="8" w:space="0" w:color="000000"/>
-              <w:left w:val="single" w:sz="8" w:space="0" w:color="000000"/>
-              <w:bottom w:val="single" w:sz="8" w:space="0" w:color="000000"/>
-              <w:right w:val="single" w:sz="8" w:space="0" w:color="000000"/>
-            </w:tcBorders>
-          </w:tcPr>
-          <w:p>
-            <w:r>
-              <w:t xml:space="preserve">S=200 C3</w:t>
+              <w:t xml:space="preserve">T2C1</w:t>
+            </w:r>
+          </w:p>
+        </w:tc>
+        <w:tc>
+          <w:tcPr>
+            <w:tcW w:w="2400" w:type="dxa"/>
+            <w:tcBorders>
+              <w:top w:val="single" w:sz="8" w:space="0" w:color="000000"/>
+              <w:left w:val="single" w:sz="8" w:space="0" w:color="000000"/>
+              <w:bottom w:val="single" w:sz="8" w:space="0" w:color="000000"/>
+              <w:right w:val="single" w:sz="8" w:space="0" w:color="000000"/>
+            </w:tcBorders>
+          </w:tcPr>
+          <w:p>
+            <w:r>
+              <w:t xml:space="preserve">T2C2</w:t>
+            </w:r>
+          </w:p>
+        </w:tc>
+        <w:tc>
+          <w:tcPr>
+            <w:tcW w:w="2400" w:type="dxa"/>
+            <w:tcBorders>
+              <w:top w:val="single" w:sz="8" w:space="0" w:color="000000"/>
+              <w:left w:val="single" w:sz="8" w:space="0" w:color="000000"/>
+              <w:bottom w:val="single" w:sz="8" w:space="0" w:color="000000"/>
+              <w:right w:val="single" w:sz="8" w:space="0" w:color="000000"/>
+            </w:tcBorders>
+          </w:tcPr>
+          <w:p>
+            <w:r>
+              <w:t xml:space="preserve">T2C3</w:t>
             </w:r>
           </w:p>
         </w:tc>
@@ -160,7 +160,7 @@
     <w:p/>
     <w:p>
       <w:r>
-        <w:t xml:space="preserve">S=400</w:t>
+        <w:t xml:space="preserve">Table 3 — tblCellSpacing 400</w:t>
       </w:r>
     </w:p>
     <w:tbl>
@@ -195,39 +195,39 @@
           </w:tcPr>
           <w:p>
             <w:r>
-              <w:t xml:space="preserve">S=400 C1</w:t>
-            </w:r>
-          </w:p>
-        </w:tc>
-        <w:tc>
-          <w:tcPr>
-            <w:tcW w:w="2400" w:type="dxa"/>
-            <w:tcBorders>
-              <w:top w:val="single" w:sz="8" w:space="0" w:color="000000"/>
-              <w:left w:val="single" w:sz="8" w:space="0" w:color="000000"/>
-              <w:bottom w:val="single" w:sz="8" w:space="0" w:color="000000"/>
-              <w:right w:val="single" w:sz="8" w:space="0" w:color="000000"/>
-            </w:tcBorders>
-          </w:tcPr>
-          <w:p>
-            <w:r>
-              <w:t xml:space="preserve">S=400 C2</w:t>
-            </w:r>
-          </w:p>
-        </w:tc>
-        <w:tc>
-          <w:tcPr>
-            <w:tcW w:w="2400" w:type="dxa"/>
-            <w:tcBorders>
-              <w:top w:val="single" w:sz="8" w:space="0" w:color="000000"/>
-              <w:left w:val="single" w:sz="8" w:space="0" w:color="000000"/>
-              <w:bottom w:val="single" w:sz="8" w:space="0" w:color="000000"/>
-              <w:right w:val="single" w:sz="8" w:space="0" w:color="000000"/>
-            </w:tcBorders>
-          </w:tcPr>
-          <w:p>
-            <w:r>
-              <w:t xml:space="preserve">S=400 C3</w:t>
+              <w:t xml:space="preserve">T3C1</w:t>
+            </w:r>
+          </w:p>
+        </w:tc>
+        <w:tc>
+          <w:tcPr>
+            <w:tcW w:w="2400" w:type="dxa"/>
+            <w:tcBorders>
+              <w:top w:val="single" w:sz="8" w:space="0" w:color="000000"/>
+              <w:left w:val="single" w:sz="8" w:space="0" w:color="000000"/>
+              <w:bottom w:val="single" w:sz="8" w:space="0" w:color="000000"/>
+              <w:right w:val="single" w:sz="8" w:space="0" w:color="000000"/>
+            </w:tcBorders>
+          </w:tcPr>
+          <w:p>
+            <w:r>
+              <w:t xml:space="preserve">T3C2</w:t>
+            </w:r>
+          </w:p>
+        </w:tc>
+        <w:tc>
+          <w:tcPr>
+            <w:tcW w:w="2400" w:type="dxa"/>
+            <w:tcBorders>
+              <w:top w:val="single" w:sz="8" w:space="0" w:color="000000"/>
+              <w:left w:val="single" w:sz="8" w:space="0" w:color="000000"/>
+              <w:bottom w:val="single" w:sz="8" w:space="0" w:color="000000"/>
+              <w:right w:val="single" w:sz="8" w:space="0" w:color="000000"/>
+            </w:tcBorders>
+          </w:tcPr>
+          <w:p>
+            <w:r>
+              <w:t xml:space="preserve">T3C3</w:t>
             </w:r>
           </w:p>
         </w:tc>
@@ -236,7 +236,7 @@
     <w:p/>
     <w:p>
       <w:r>
-        <w:t xml:space="preserve">S=400 row=800</w:t>
+        <w:t xml:space="preserve">Table 4 — tblCellSpacing 400, row 800</w:t>
       </w:r>
     </w:p>
     <w:tbl>
@@ -274,39 +274,39 @@
           </w:tcPr>
           <w:p>
             <w:r>
-              <w:t xml:space="preserve">S=400 row=800 C1</w:t>
-            </w:r>
-          </w:p>
-        </w:tc>
-        <w:tc>
-          <w:tcPr>
-            <w:tcW w:w="2400" w:type="dxa"/>
-            <w:tcBorders>
-              <w:top w:val="single" w:sz="8" w:space="0" w:color="000000"/>
-              <w:left w:val="single" w:sz="8" w:space="0" w:color="000000"/>
-              <w:bottom w:val="single" w:sz="8" w:space="0" w:color="000000"/>
-              <w:right w:val="single" w:sz="8" w:space="0" w:color="000000"/>
-            </w:tcBorders>
-          </w:tcPr>
-          <w:p>
-            <w:r>
-              <w:t xml:space="preserve">S=400 row=800 C2</w:t>
-            </w:r>
-          </w:p>
-        </w:tc>
-        <w:tc>
-          <w:tcPr>
-            <w:tcW w:w="2400" w:type="dxa"/>
-            <w:tcBorders>
-              <w:top w:val="single" w:sz="8" w:space="0" w:color="000000"/>
-              <w:left w:val="single" w:sz="8" w:space="0" w:color="000000"/>
-              <w:bottom w:val="single" w:sz="8" w:space="0" w:color="000000"/>
-              <w:right w:val="single" w:sz="8" w:space="0" w:color="000000"/>
-            </w:tcBorders>
-          </w:tcPr>
-          <w:p>
-            <w:r>
-              <w:t xml:space="preserve">S=400 row=800 C3</w:t>
+              <w:t xml:space="preserve">T4C1</w:t>
+            </w:r>
+          </w:p>
+        </w:tc>
+        <w:tc>
+          <w:tcPr>
+            <w:tcW w:w="2400" w:type="dxa"/>
+            <w:tcBorders>
+              <w:top w:val="single" w:sz="8" w:space="0" w:color="000000"/>
+              <w:left w:val="single" w:sz="8" w:space="0" w:color="000000"/>
+              <w:bottom w:val="single" w:sz="8" w:space="0" w:color="000000"/>
+              <w:right w:val="single" w:sz="8" w:space="0" w:color="000000"/>
+            </w:tcBorders>
+          </w:tcPr>
+          <w:p>
+            <w:r>
+              <w:t xml:space="preserve">T4C2</w:t>
+            </w:r>
+          </w:p>
+        </w:tc>
+        <w:tc>
+          <w:tcPr>
+            <w:tcW w:w="2400" w:type="dxa"/>
+            <w:tcBorders>
+              <w:top w:val="single" w:sz="8" w:space="0" w:color="000000"/>
+              <w:left w:val="single" w:sz="8" w:space="0" w:color="000000"/>
+              <w:bottom w:val="single" w:sz="8" w:space="0" w:color="000000"/>
+              <w:right w:val="single" w:sz="8" w:space="0" w:color="000000"/>
+            </w:tcBorders>
+          </w:tcPr>
+          <w:p>
+            <w:r>
+              <w:t xml:space="preserve">T4C3</w:t>
             </w:r>
           </w:p>
         </w:tc>
